--- a/Fakturama_Design_Document.docx
+++ b/Fakturama_Design_Document.docx
@@ -1209,7 +1209,7 @@
         <w:pStyle w:val="ListBullet"/>
       </w:pPr>
       <w:r>
-        <w:t>A distinct second delivery address is automated only when the required Fakturama procedure is explicitly defined and verifiable.</w:t>
+        <w:t>When billing and delivery differ, the current recording workflow assigns only the Main Invoice address and continues without creating a second address; the extracted delivery remains in the audit record.</w:t>
       </w:r>
     </w:p>
     <w:p>
